--- a/Практическая работа 1/Отчёт_Практическая1.docx
+++ b/Практическая работа 1/Отчёт_Практическая1.docx
@@ -739,6 +739,7 @@
       <w:r>
         <w:rPr>
           <w:rFonts w:ascii="Times New Roman" w:hAnsi="Times New Roman" w:cs="Times New Roman"/>
+          <w:noProof/>
           <w:sz w:val="28"/>
           <w:szCs w:val="28"/>
         </w:rPr>
@@ -898,15 +899,7 @@
           <w:sz w:val="28"/>
           <w:szCs w:val="28"/>
         </w:rPr>
-        <w:t>По варианту 4 нужно вычислить четыре выражения</w:t>
-      </w:r>
-      <w:r>
-        <w:rPr>
-          <w:rFonts w:ascii="Times New Roman" w:hAnsi="Times New Roman" w:cs="Times New Roman"/>
-          <w:sz w:val="28"/>
-          <w:szCs w:val="28"/>
-        </w:rPr>
-        <w:t>.</w:t>
+        <w:t>По варианту 4 нужно вычислить четыре выражения.</w:t>
       </w:r>
       <w:r>
         <w:rPr>
@@ -990,6 +983,7 @@
         <w:t xml:space="preserve">нужна функция ввода, которая в цикле проверяет через </w:t>
       </w:r>
       <w:proofErr w:type="spellStart"/>
+      <w:proofErr w:type="gramStart"/>
       <w:r>
         <w:rPr>
           <w:rFonts w:ascii="Times New Roman" w:hAnsi="Times New Roman" w:cs="Times New Roman"/>
@@ -999,6 +993,7 @@
         <w:t>int.TryParse</w:t>
       </w:r>
       <w:proofErr w:type="spellEnd"/>
+      <w:proofErr w:type="gramEnd"/>
       <w:r>
         <w:rPr>
           <w:rFonts w:ascii="Times New Roman" w:hAnsi="Times New Roman" w:cs="Times New Roman"/>
@@ -1056,7 +1051,25 @@
           <w:sz w:val="28"/>
           <w:szCs w:val="28"/>
         </w:rPr>
-        <w:t xml:space="preserve">Для n++*m и n++&lt;m используется постфиксная форма </w:t>
+        <w:t>Для n++*m и n+</w:t>
+      </w:r>
+      <w:proofErr w:type="gramStart"/>
+      <w:r>
+        <w:rPr>
+          <w:rFonts w:ascii="Times New Roman" w:hAnsi="Times New Roman" w:cs="Times New Roman"/>
+          <w:sz w:val="28"/>
+          <w:szCs w:val="28"/>
+        </w:rPr>
+        <w:t>+&lt;</w:t>
+      </w:r>
+      <w:proofErr w:type="gramEnd"/>
+      <w:r>
+        <w:rPr>
+          <w:rFonts w:ascii="Times New Roman" w:hAnsi="Times New Roman" w:cs="Times New Roman"/>
+          <w:sz w:val="28"/>
+          <w:szCs w:val="28"/>
+        </w:rPr>
+        <w:t xml:space="preserve">m используется постфиксная форма </w:t>
       </w:r>
       <w:r>
         <w:rPr>
@@ -1097,7 +1110,25 @@
           <w:sz w:val="28"/>
           <w:szCs w:val="28"/>
         </w:rPr>
-        <w:t xml:space="preserve">Для --m&gt;n используется префиксная форма </w:t>
+        <w:t>Для --</w:t>
+      </w:r>
+      <w:proofErr w:type="gramStart"/>
+      <w:r>
+        <w:rPr>
+          <w:rFonts w:ascii="Times New Roman" w:hAnsi="Times New Roman" w:cs="Times New Roman"/>
+          <w:sz w:val="28"/>
+          <w:szCs w:val="28"/>
+        </w:rPr>
+        <w:t>m&gt;n</w:t>
+      </w:r>
+      <w:proofErr w:type="gramEnd"/>
+      <w:r>
+        <w:rPr>
+          <w:rFonts w:ascii="Times New Roman" w:hAnsi="Times New Roman" w:cs="Times New Roman"/>
+          <w:sz w:val="28"/>
+          <w:szCs w:val="28"/>
+        </w:rPr>
+        <w:t xml:space="preserve"> используется префиксная форма </w:t>
       </w:r>
       <w:r>
         <w:rPr>
@@ -1663,23 +1694,25 @@
           <w:sz w:val="28"/>
           <w:szCs w:val="28"/>
         </w:rPr>
-        <w:t>Нужно вычислить ((a−b)</w:t>
-      </w:r>
-      <w:r>
-        <w:rPr>
-          <w:rFonts w:ascii="Times New Roman" w:hAnsi="Times New Roman" w:cs="Times New Roman"/>
-          <w:sz w:val="28"/>
-          <w:szCs w:val="28"/>
-        </w:rPr>
-        <w:t>^3</w:t>
-      </w:r>
-      <w:r>
-        <w:rPr>
-          <w:rFonts w:ascii="Times New Roman" w:hAnsi="Times New Roman" w:cs="Times New Roman"/>
-          <w:sz w:val="28"/>
-          <w:szCs w:val="28"/>
-        </w:rPr>
-        <w:t xml:space="preserve"> </w:t>
+        <w:t>Нужно вычислить ((a−</w:t>
+      </w:r>
+      <w:proofErr w:type="gramStart"/>
+      <w:r>
+        <w:rPr>
+          <w:rFonts w:ascii="Times New Roman" w:hAnsi="Times New Roman" w:cs="Times New Roman"/>
+          <w:sz w:val="28"/>
+          <w:szCs w:val="28"/>
+        </w:rPr>
+        <w:t>b)^</w:t>
+      </w:r>
+      <w:proofErr w:type="gramEnd"/>
+      <w:r>
+        <w:rPr>
+          <w:rFonts w:ascii="Times New Roman" w:hAnsi="Times New Roman" w:cs="Times New Roman"/>
+          <w:sz w:val="28"/>
+          <w:szCs w:val="28"/>
+        </w:rPr>
+        <w:t xml:space="preserve">3 </w:t>
       </w:r>
       <w:r>
         <w:rPr>
@@ -1695,63 +1728,7 @@
           <w:sz w:val="28"/>
           <w:szCs w:val="28"/>
         </w:rPr>
-        <w:t xml:space="preserve"> a</w:t>
-      </w:r>
-      <w:r>
-        <w:rPr>
-          <w:rFonts w:ascii="Times New Roman" w:hAnsi="Times New Roman" w:cs="Times New Roman"/>
-          <w:sz w:val="28"/>
-          <w:szCs w:val="28"/>
-        </w:rPr>
-        <w:t>^3</w:t>
-      </w:r>
-      <w:r>
-        <w:rPr>
-          <w:rFonts w:ascii="Times New Roman" w:hAnsi="Times New Roman" w:cs="Times New Roman"/>
-          <w:sz w:val="28"/>
-          <w:szCs w:val="28"/>
-        </w:rPr>
-        <w:t>) / (3ab</w:t>
-      </w:r>
-      <w:r>
-        <w:rPr>
-          <w:rFonts w:ascii="Times New Roman" w:hAnsi="Times New Roman" w:cs="Times New Roman"/>
-          <w:sz w:val="28"/>
-          <w:szCs w:val="28"/>
-        </w:rPr>
-        <w:t>^2</w:t>
-      </w:r>
-      <w:r>
-        <w:rPr>
-          <w:rFonts w:ascii="Times New Roman" w:hAnsi="Times New Roman" w:cs="Times New Roman"/>
-          <w:sz w:val="28"/>
-          <w:szCs w:val="28"/>
-        </w:rPr>
-        <w:t xml:space="preserve"> − b</w:t>
-      </w:r>
-      <w:r>
-        <w:rPr>
-          <w:rFonts w:ascii="Times New Roman" w:hAnsi="Times New Roman" w:cs="Times New Roman"/>
-          <w:sz w:val="28"/>
-          <w:szCs w:val="28"/>
-        </w:rPr>
-        <w:t>^3</w:t>
-      </w:r>
-      <w:r>
-        <w:rPr>
-          <w:rFonts w:ascii="Times New Roman" w:hAnsi="Times New Roman" w:cs="Times New Roman"/>
-          <w:sz w:val="28"/>
-          <w:szCs w:val="28"/>
-        </w:rPr>
-        <w:t xml:space="preserve"> − 3a</w:t>
-      </w:r>
-      <w:r>
-        <w:rPr>
-          <w:rFonts w:ascii="Times New Roman" w:hAnsi="Times New Roman" w:cs="Times New Roman"/>
-          <w:sz w:val="28"/>
-          <w:szCs w:val="28"/>
-        </w:rPr>
-        <w:t>^</w:t>
+        <w:t xml:space="preserve"> a^3) / (3ab^2 − b^3 − 3a^</w:t>
       </w:r>
       <w:r>
         <w:rPr>
@@ -1892,7 +1869,6 @@
           <w:rFonts w:ascii="Times New Roman" w:hAnsi="Times New Roman" w:cs="Times New Roman"/>
           <w:sz w:val="28"/>
           <w:szCs w:val="28"/>
-          <w:lang w:val="en-US"/>
         </w:rPr>
         <w:br/>
       </w:r>
@@ -2083,7 +2059,6 @@
           <w:bCs/>
           <w:sz w:val="28"/>
           <w:szCs w:val="28"/>
-          <w:lang w:val="en-US"/>
         </w:rPr>
       </w:pPr>
       <w:r>
@@ -2093,7 +2068,6 @@
           <w:bCs/>
           <w:sz w:val="28"/>
           <w:szCs w:val="28"/>
-          <w:lang w:val="en-US"/>
         </w:rPr>
         <w:br w:type="page"/>
       </w:r>
@@ -2217,29 +2191,23 @@
         <w:jc w:val="center"/>
         <w:rPr>
           <w:rFonts w:ascii="Times New Roman" w:hAnsi="Times New Roman" w:cs="Times New Roman"/>
-          <w:sz w:val="28"/>
-          <w:szCs w:val="28"/>
-        </w:rPr>
-      </w:pPr>
-      <w:r>
-        <w:rPr>
-          <w:rFonts w:ascii="Times New Roman" w:hAnsi="Times New Roman" w:cs="Times New Roman"/>
+          <w:noProof/>
+          <w:sz w:val="28"/>
+          <w:szCs w:val="28"/>
+        </w:rPr>
+      </w:pPr>
+      <w:r>
+        <w:rPr>
+          <w:rFonts w:ascii="Times New Roman" w:hAnsi="Times New Roman" w:cs="Times New Roman"/>
+          <w:noProof/>
           <w:sz w:val="28"/>
           <w:szCs w:val="28"/>
         </w:rPr>
         <w:drawing>
-          <wp:anchor distT="0" distB="0" distL="114300" distR="114300" simplePos="0" relativeHeight="251659264" behindDoc="0" locked="0" layoutInCell="1" allowOverlap="1" wp14:anchorId="4A2F3261" wp14:editId="364E43AA">
-            <wp:simplePos x="0" y="0"/>
-            <wp:positionH relativeFrom="column">
-              <wp:posOffset>451485</wp:posOffset>
-            </wp:positionH>
-            <wp:positionV relativeFrom="paragraph">
-              <wp:posOffset>-1270</wp:posOffset>
-            </wp:positionV>
-            <wp:extent cx="5237058" cy="5049520"/>
-            <wp:effectExtent l="0" t="0" r="1905" b="0"/>
-            <wp:wrapTopAndBottom/>
-            <wp:docPr id="945728400" name="Рисунок 1"/>
+          <wp:inline distT="0" distB="0" distL="0" distR="0" wp14:anchorId="5C4F0CD0" wp14:editId="4395AFF5">
+            <wp:extent cx="5940425" cy="6036945"/>
+            <wp:effectExtent l="0" t="0" r="3175" b="1905"/>
+            <wp:docPr id="1459187290" name="Рисунок 1"/>
             <wp:cNvGraphicFramePr>
               <a:graphicFrameLocks xmlns:a="http://schemas.openxmlformats.org/drawingml/2006/main" noChangeAspect="1"/>
             </wp:cNvGraphicFramePr>
@@ -2247,17 +2215,11 @@
               <a:graphicData uri="http://schemas.openxmlformats.org/drawingml/2006/picture">
                 <pic:pic xmlns:pic="http://schemas.openxmlformats.org/drawingml/2006/picture">
                   <pic:nvPicPr>
-                    <pic:cNvPr id="945728400" name=""/>
+                    <pic:cNvPr id="1459187290" name=""/>
                     <pic:cNvPicPr/>
                   </pic:nvPicPr>
                   <pic:blipFill>
-                    <a:blip r:embed="rId7">
-                      <a:extLst>
-                        <a:ext uri="{28A0092B-C50C-407E-A947-70E740481C1C}">
-                          <a14:useLocalDpi xmlns:a14="http://schemas.microsoft.com/office/drawing/2010/main" val="0"/>
-                        </a:ext>
-                      </a:extLst>
-                    </a:blip>
+                    <a:blip r:embed="rId7"/>
                     <a:stretch>
                       <a:fillRect/>
                     </a:stretch>
@@ -2265,7 +2227,7 @@
                   <pic:spPr>
                     <a:xfrm>
                       <a:off x="0" y="0"/>
-                      <a:ext cx="5237058" cy="5049520"/>
+                      <a:ext cx="5940425" cy="6036945"/>
                     </a:xfrm>
                     <a:prstGeom prst="rect">
                       <a:avLst/>
@@ -2274,15 +2236,21 @@
                 </pic:pic>
               </a:graphicData>
             </a:graphic>
-            <wp14:sizeRelH relativeFrom="page">
-              <wp14:pctWidth>0</wp14:pctWidth>
-            </wp14:sizeRelH>
-            <wp14:sizeRelV relativeFrom="page">
-              <wp14:pctHeight>0</wp14:pctHeight>
-            </wp14:sizeRelV>
-          </wp:anchor>
+          </wp:inline>
         </w:drawing>
       </w:r>
+    </w:p>
+    <w:p>
+      <w:pPr>
+        <w:spacing w:line="360" w:lineRule="auto"/>
+        <w:ind w:firstLine="709"/>
+        <w:jc w:val="center"/>
+        <w:rPr>
+          <w:rFonts w:ascii="Times New Roman" w:hAnsi="Times New Roman" w:cs="Times New Roman"/>
+          <w:sz w:val="28"/>
+          <w:szCs w:val="28"/>
+        </w:rPr>
+      </w:pPr>
       <w:r>
         <w:rPr>
           <w:rFonts w:ascii="Times New Roman" w:hAnsi="Times New Roman" w:cs="Times New Roman"/>
@@ -2319,51 +2287,27 @@
     <w:p>
       <w:pPr>
         <w:spacing w:line="360" w:lineRule="auto"/>
+        <w:jc w:val="both"/>
+        <w:rPr>
+          <w:rFonts w:ascii="Times New Roman" w:hAnsi="Times New Roman" w:cs="Times New Roman"/>
+          <w:sz w:val="28"/>
+          <w:szCs w:val="28"/>
+        </w:rPr>
+      </w:pPr>
+    </w:p>
+    <w:p>
+      <w:pPr>
+        <w:spacing w:line="360" w:lineRule="auto"/>
         <w:ind w:firstLine="709"/>
         <w:jc w:val="both"/>
         <w:rPr>
-          <w:rFonts w:ascii="Times New Roman" w:hAnsi="Times New Roman" w:cs="Times New Roman"/>
-          <w:sz w:val="28"/>
-          <w:szCs w:val="28"/>
-        </w:rPr>
-      </w:pPr>
-    </w:p>
-    <w:p>
-      <w:pPr>
-        <w:spacing w:line="360" w:lineRule="auto"/>
-        <w:ind w:firstLine="709"/>
-        <w:jc w:val="both"/>
-        <w:rPr>
-          <w:rFonts w:ascii="Times New Roman" w:hAnsi="Times New Roman" w:cs="Times New Roman"/>
-          <w:sz w:val="28"/>
-          <w:szCs w:val="28"/>
-        </w:rPr>
-      </w:pPr>
-    </w:p>
-    <w:p>
-      <w:pPr>
-        <w:spacing w:line="360" w:lineRule="auto"/>
-        <w:ind w:firstLine="709"/>
-        <w:jc w:val="both"/>
-        <w:rPr>
-          <w:rFonts w:ascii="Times New Roman" w:hAnsi="Times New Roman" w:cs="Times New Roman"/>
-          <w:sz w:val="28"/>
-          <w:szCs w:val="28"/>
-        </w:rPr>
-      </w:pPr>
-    </w:p>
-    <w:p>
-      <w:pPr>
-        <w:spacing w:line="360" w:lineRule="auto"/>
-        <w:ind w:firstLine="709"/>
-        <w:jc w:val="both"/>
-        <w:rPr>
           <w:noProof/>
         </w:rPr>
       </w:pPr>
       <w:r>
         <w:rPr>
           <w:rFonts w:ascii="Times New Roman" w:hAnsi="Times New Roman" w:cs="Times New Roman"/>
+          <w:noProof/>
           <w:color w:val="FF0000"/>
           <w:sz w:val="28"/>
           <w:szCs w:val="28"/>
@@ -2476,12 +2420,12 @@
           <w:rFonts w:ascii="Times New Roman" w:hAnsi="Times New Roman" w:cs="Times New Roman"/>
           <w:sz w:val="28"/>
           <w:szCs w:val="28"/>
-          <w:lang w:val="en-US"/>
-        </w:rPr>
-      </w:pPr>
-      <w:r>
-        <w:rPr>
-          <w:rFonts w:ascii="Times New Roman" w:hAnsi="Times New Roman" w:cs="Times New Roman"/>
+        </w:rPr>
+      </w:pPr>
+      <w:r>
+        <w:rPr>
+          <w:rFonts w:ascii="Times New Roman" w:hAnsi="Times New Roman" w:cs="Times New Roman"/>
+          <w:noProof/>
           <w:sz w:val="28"/>
           <w:szCs w:val="28"/>
           <w:lang w:val="en-US"/>
@@ -2596,7 +2540,6 @@
           <w:rFonts w:ascii="Times New Roman" w:hAnsi="Times New Roman" w:cs="Times New Roman"/>
           <w:sz w:val="28"/>
           <w:szCs w:val="28"/>
-          <w:lang w:val="en-US"/>
         </w:rPr>
         <w:br/>
       </w:r>
@@ -2660,23 +2603,24 @@
       <w:r>
         <w:rPr>
           <w:rFonts w:ascii="Times New Roman" w:hAnsi="Times New Roman" w:cs="Times New Roman"/>
+          <w:noProof/>
           <w:sz w:val="28"/>
           <w:szCs w:val="28"/>
         </w:rPr>
         <w:lastRenderedPageBreak/>
         <w:drawing>
-          <wp:anchor distT="0" distB="0" distL="114300" distR="114300" simplePos="0" relativeHeight="251663360" behindDoc="0" locked="0" layoutInCell="1" allowOverlap="1" wp14:anchorId="4E7AD275" wp14:editId="5C1FBD6C">
+          <wp:anchor distT="0" distB="0" distL="114300" distR="114300" simplePos="0" relativeHeight="251669504" behindDoc="0" locked="0" layoutInCell="1" allowOverlap="1" wp14:anchorId="61184B52" wp14:editId="5814C873">
             <wp:simplePos x="0" y="0"/>
-            <wp:positionH relativeFrom="margin">
-              <wp:align>left</wp:align>
+            <wp:positionH relativeFrom="column">
+              <wp:posOffset>62865</wp:posOffset>
             </wp:positionH>
             <wp:positionV relativeFrom="paragraph">
-              <wp:posOffset>735330</wp:posOffset>
+              <wp:posOffset>655320</wp:posOffset>
             </wp:positionV>
-            <wp:extent cx="5940425" cy="4789170"/>
-            <wp:effectExtent l="0" t="0" r="3175" b="0"/>
+            <wp:extent cx="5940425" cy="4989830"/>
+            <wp:effectExtent l="0" t="0" r="3175" b="1270"/>
             <wp:wrapTopAndBottom/>
-            <wp:docPr id="1987003663" name="Рисунок 1"/>
+            <wp:docPr id="1476148499" name="Рисунок 1"/>
             <wp:cNvGraphicFramePr>
               <a:graphicFrameLocks xmlns:a="http://schemas.openxmlformats.org/drawingml/2006/main" noChangeAspect="1"/>
             </wp:cNvGraphicFramePr>
@@ -2684,7 +2628,7 @@
               <a:graphicData uri="http://schemas.openxmlformats.org/drawingml/2006/picture">
                 <pic:pic xmlns:pic="http://schemas.openxmlformats.org/drawingml/2006/picture">
                   <pic:nvPicPr>
-                    <pic:cNvPr id="1987003663" name=""/>
+                    <pic:cNvPr id="1476148499" name=""/>
                     <pic:cNvPicPr/>
                   </pic:nvPicPr>
                   <pic:blipFill>
@@ -2702,7 +2646,7 @@
                   <pic:spPr>
                     <a:xfrm>
                       <a:off x="0" y="0"/>
-                      <a:ext cx="5940425" cy="4789170"/>
+                      <a:ext cx="5940425" cy="4989830"/>
                     </a:xfrm>
                     <a:prstGeom prst="rect">
                       <a:avLst/>
@@ -2846,18 +2790,18 @@
           <w:szCs w:val="28"/>
         </w:rPr>
         <w:drawing>
-          <wp:anchor distT="0" distB="0" distL="114300" distR="114300" simplePos="0" relativeHeight="251664384" behindDoc="0" locked="0" layoutInCell="1" allowOverlap="1" wp14:anchorId="62CA8528" wp14:editId="7E4839A4">
+          <wp:anchor distT="0" distB="0" distL="114300" distR="114300" simplePos="0" relativeHeight="251670528" behindDoc="0" locked="0" layoutInCell="1" allowOverlap="1" wp14:anchorId="2B79CF6A" wp14:editId="29C051E7">
             <wp:simplePos x="0" y="0"/>
-            <wp:positionH relativeFrom="page">
-              <wp:align>center</wp:align>
+            <wp:positionH relativeFrom="column">
+              <wp:posOffset>283845</wp:posOffset>
             </wp:positionH>
             <wp:positionV relativeFrom="paragraph">
-              <wp:posOffset>730885</wp:posOffset>
+              <wp:posOffset>654685</wp:posOffset>
             </wp:positionV>
-            <wp:extent cx="5830114" cy="3258005"/>
-            <wp:effectExtent l="0" t="0" r="0" b="0"/>
+            <wp:extent cx="5191760" cy="3200400"/>
+            <wp:effectExtent l="0" t="0" r="8890" b="0"/>
             <wp:wrapTopAndBottom/>
-            <wp:docPr id="1113463941" name="Рисунок 1"/>
+            <wp:docPr id="51625055" name="Рисунок 1"/>
             <wp:cNvGraphicFramePr>
               <a:graphicFrameLocks xmlns:a="http://schemas.openxmlformats.org/drawingml/2006/main" noChangeAspect="1"/>
             </wp:cNvGraphicFramePr>
@@ -2865,7 +2809,7 @@
               <a:graphicData uri="http://schemas.openxmlformats.org/drawingml/2006/picture">
                 <pic:pic xmlns:pic="http://schemas.openxmlformats.org/drawingml/2006/picture">
                   <pic:nvPicPr>
-                    <pic:cNvPr id="1113463941" name=""/>
+                    <pic:cNvPr id="51625055" name=""/>
                     <pic:cNvPicPr/>
                   </pic:nvPicPr>
                   <pic:blipFill>
@@ -2883,7 +2827,7 @@
                   <pic:spPr>
                     <a:xfrm>
                       <a:off x="0" y="0"/>
-                      <a:ext cx="5830114" cy="3258005"/>
+                      <a:ext cx="5191760" cy="3200400"/>
                     </a:xfrm>
                     <a:prstGeom prst="rect">
                       <a:avLst/>
@@ -2907,7 +2851,23 @@
           <w:sz w:val="28"/>
           <w:szCs w:val="28"/>
         </w:rPr>
-        <w:t xml:space="preserve">В рамках использования программы можно получить несколько итоговых результатов. </w:t>
+        <w:t>В рамках использования программы можно получить несколько итоговых</w:t>
+      </w:r>
+      <w:r>
+        <w:rPr>
+          <w:rFonts w:ascii="Times New Roman" w:hAnsi="Times New Roman" w:cs="Times New Roman"/>
+          <w:sz w:val="28"/>
+          <w:szCs w:val="28"/>
+        </w:rPr>
+        <w:t xml:space="preserve"> </w:t>
+      </w:r>
+      <w:r>
+        <w:rPr>
+          <w:rFonts w:ascii="Times New Roman" w:hAnsi="Times New Roman" w:cs="Times New Roman"/>
+          <w:sz w:val="28"/>
+          <w:szCs w:val="28"/>
+        </w:rPr>
+        <w:t xml:space="preserve">результатов. </w:t>
       </w:r>
     </w:p>
     <w:p>
@@ -2940,18 +2900,18 @@
           <w:szCs w:val="28"/>
         </w:rPr>
         <w:drawing>
-          <wp:anchor distT="0" distB="0" distL="114300" distR="114300" simplePos="0" relativeHeight="251668480" behindDoc="0" locked="0" layoutInCell="1" allowOverlap="1" wp14:anchorId="22B6BB46" wp14:editId="5CA86923">
+          <wp:anchor distT="0" distB="0" distL="114300" distR="114300" simplePos="0" relativeHeight="251671552" behindDoc="0" locked="0" layoutInCell="1" allowOverlap="1" wp14:anchorId="68A8E5A4" wp14:editId="5720348A">
             <wp:simplePos x="0" y="0"/>
             <wp:positionH relativeFrom="margin">
               <wp:align>center</wp:align>
             </wp:positionH>
             <wp:positionV relativeFrom="paragraph">
-              <wp:posOffset>1386205</wp:posOffset>
+              <wp:posOffset>1367155</wp:posOffset>
             </wp:positionV>
-            <wp:extent cx="4968240" cy="1556385"/>
-            <wp:effectExtent l="0" t="0" r="3810" b="5715"/>
+            <wp:extent cx="5382376" cy="1267002"/>
+            <wp:effectExtent l="0" t="0" r="0" b="9525"/>
             <wp:wrapTopAndBottom/>
-            <wp:docPr id="1332255911" name="Рисунок 1"/>
+            <wp:docPr id="128271815" name="Рисунок 1"/>
             <wp:cNvGraphicFramePr>
               <a:graphicFrameLocks xmlns:a="http://schemas.openxmlformats.org/drawingml/2006/main" noChangeAspect="1"/>
             </wp:cNvGraphicFramePr>
@@ -2959,7 +2919,7 @@
               <a:graphicData uri="http://schemas.openxmlformats.org/drawingml/2006/picture">
                 <pic:pic xmlns:pic="http://schemas.openxmlformats.org/drawingml/2006/picture">
                   <pic:nvPicPr>
-                    <pic:cNvPr id="1332255911" name=""/>
+                    <pic:cNvPr id="128271815" name=""/>
                     <pic:cNvPicPr/>
                   </pic:nvPicPr>
                   <pic:blipFill>
@@ -2977,7 +2937,7 @@
                   <pic:spPr>
                     <a:xfrm>
                       <a:off x="0" y="0"/>
-                      <a:ext cx="4968240" cy="1556385"/>
+                      <a:ext cx="5382376" cy="1267002"/>
                     </a:xfrm>
                     <a:prstGeom prst="rect">
                       <a:avLst/>
@@ -3139,23 +3099,16 @@
       <w:r>
         <w:rPr>
           <w:rFonts w:ascii="Times New Roman" w:hAnsi="Times New Roman" w:cs="Times New Roman"/>
+          <w:noProof/>
           <w:sz w:val="28"/>
           <w:szCs w:val="28"/>
         </w:rPr>
         <w:lastRenderedPageBreak/>
         <w:drawing>
-          <wp:anchor distT="0" distB="0" distL="114300" distR="114300" simplePos="0" relativeHeight="251665408" behindDoc="0" locked="0" layoutInCell="1" allowOverlap="1" wp14:anchorId="6DA1969B" wp14:editId="702DF54C">
-            <wp:simplePos x="0" y="0"/>
-            <wp:positionH relativeFrom="page">
-              <wp:posOffset>1520825</wp:posOffset>
-            </wp:positionH>
-            <wp:positionV relativeFrom="paragraph">
-              <wp:posOffset>0</wp:posOffset>
-            </wp:positionV>
-            <wp:extent cx="4533900" cy="2266950"/>
-            <wp:effectExtent l="0" t="0" r="0" b="0"/>
-            <wp:wrapTopAndBottom/>
-            <wp:docPr id="518446776" name="Рисунок 1"/>
+          <wp:inline distT="0" distB="0" distL="0" distR="0" wp14:anchorId="5509ED2D" wp14:editId="5D11319F">
+            <wp:extent cx="5439534" cy="1047896"/>
+            <wp:effectExtent l="0" t="0" r="8890" b="0"/>
+            <wp:docPr id="1593790268" name="Рисунок 1"/>
             <wp:cNvGraphicFramePr>
               <a:graphicFrameLocks xmlns:a="http://schemas.openxmlformats.org/drawingml/2006/main" noChangeAspect="1"/>
             </wp:cNvGraphicFramePr>
@@ -3163,17 +3116,11 @@
               <a:graphicData uri="http://schemas.openxmlformats.org/drawingml/2006/picture">
                 <pic:pic xmlns:pic="http://schemas.openxmlformats.org/drawingml/2006/picture">
                   <pic:nvPicPr>
-                    <pic:cNvPr id="518446776" name=""/>
+                    <pic:cNvPr id="1593790268" name=""/>
                     <pic:cNvPicPr/>
                   </pic:nvPicPr>
                   <pic:blipFill>
-                    <a:blip r:embed="rId13">
-                      <a:extLst>
-                        <a:ext uri="{28A0092B-C50C-407E-A947-70E740481C1C}">
-                          <a14:useLocalDpi xmlns:a14="http://schemas.microsoft.com/office/drawing/2010/main" val="0"/>
-                        </a:ext>
-                      </a:extLst>
-                    </a:blip>
+                    <a:blip r:embed="rId13"/>
                     <a:stretch>
                       <a:fillRect/>
                     </a:stretch>
@@ -3181,7 +3128,7 @@
                   <pic:spPr>
                     <a:xfrm>
                       <a:off x="0" y="0"/>
-                      <a:ext cx="4533900" cy="2266950"/>
+                      <a:ext cx="5439534" cy="1047896"/>
                     </a:xfrm>
                     <a:prstGeom prst="rect">
                       <a:avLst/>
@@ -3190,13 +3137,7 @@
                 </pic:pic>
               </a:graphicData>
             </a:graphic>
-            <wp14:sizeRelH relativeFrom="page">
-              <wp14:pctWidth>0</wp14:pctWidth>
-            </wp14:sizeRelH>
-            <wp14:sizeRelV relativeFrom="page">
-              <wp14:pctHeight>0</wp14:pctHeight>
-            </wp14:sizeRelV>
-          </wp:anchor>
+          </wp:inline>
         </w:drawing>
       </w:r>
     </w:p>
@@ -3238,18 +3179,18 @@
           <w:szCs w:val="28"/>
         </w:rPr>
         <w:drawing>
-          <wp:anchor distT="0" distB="0" distL="114300" distR="114300" simplePos="0" relativeHeight="251667456" behindDoc="0" locked="0" layoutInCell="1" allowOverlap="1" wp14:anchorId="3BE102A5" wp14:editId="213D50DB">
+          <wp:anchor distT="0" distB="0" distL="114300" distR="114300" simplePos="0" relativeHeight="251672576" behindDoc="0" locked="0" layoutInCell="1" allowOverlap="1" wp14:anchorId="56F9269E" wp14:editId="179D80E2">
             <wp:simplePos x="0" y="0"/>
-            <wp:positionH relativeFrom="page">
-              <wp:align>center</wp:align>
+            <wp:positionH relativeFrom="margin">
+              <wp:align>left</wp:align>
             </wp:positionH>
             <wp:positionV relativeFrom="paragraph">
-              <wp:posOffset>2221230</wp:posOffset>
+              <wp:posOffset>711835</wp:posOffset>
             </wp:positionV>
-            <wp:extent cx="3820058" cy="1848108"/>
-            <wp:effectExtent l="0" t="0" r="9525" b="0"/>
+            <wp:extent cx="5940425" cy="598170"/>
+            <wp:effectExtent l="0" t="0" r="3175" b="0"/>
             <wp:wrapTopAndBottom/>
-            <wp:docPr id="820072001" name="Рисунок 1"/>
+            <wp:docPr id="690672851" name="Рисунок 1"/>
             <wp:cNvGraphicFramePr>
               <a:graphicFrameLocks xmlns:a="http://schemas.openxmlformats.org/drawingml/2006/main" noChangeAspect="1"/>
             </wp:cNvGraphicFramePr>
@@ -3257,7 +3198,7 @@
               <a:graphicData uri="http://schemas.openxmlformats.org/drawingml/2006/picture">
                 <pic:pic xmlns:pic="http://schemas.openxmlformats.org/drawingml/2006/picture">
                   <pic:nvPicPr>
-                    <pic:cNvPr id="820072001" name=""/>
+                    <pic:cNvPr id="690672851" name=""/>
                     <pic:cNvPicPr/>
                   </pic:nvPicPr>
                   <pic:blipFill>
@@ -3275,7 +3216,7 @@
                   <pic:spPr>
                     <a:xfrm>
                       <a:off x="0" y="0"/>
-                      <a:ext cx="3820058" cy="1848108"/>
+                      <a:ext cx="5940425" cy="598170"/>
                     </a:xfrm>
                     <a:prstGeom prst="rect">
                       <a:avLst/>
@@ -3299,19 +3240,92 @@
           <w:sz w:val="28"/>
           <w:szCs w:val="28"/>
         </w:rPr>
+        <w:t xml:space="preserve">При запуске задания 3 программа выводит на экран результаты подсчётов, чтобы сравнить ответы при типах </w:t>
+      </w:r>
+      <w:r>
+        <w:rPr>
+          <w:rFonts w:ascii="Times New Roman" w:hAnsi="Times New Roman" w:cs="Times New Roman"/>
+          <w:sz w:val="28"/>
+          <w:szCs w:val="28"/>
+          <w:lang w:val="en-US"/>
+        </w:rPr>
+        <w:t>float</w:t>
+      </w:r>
+      <w:r>
+        <w:rPr>
+          <w:rFonts w:ascii="Times New Roman" w:hAnsi="Times New Roman" w:cs="Times New Roman"/>
+          <w:sz w:val="28"/>
+          <w:szCs w:val="28"/>
+        </w:rPr>
+        <w:t xml:space="preserve"> </w:t>
+      </w:r>
+      <w:r>
+        <w:rPr>
+          <w:rFonts w:ascii="Times New Roman" w:hAnsi="Times New Roman" w:cs="Times New Roman"/>
+          <w:sz w:val="28"/>
+          <w:szCs w:val="28"/>
+        </w:rPr>
+        <w:t xml:space="preserve">и </w:t>
+      </w:r>
+      <w:r>
+        <w:rPr>
+          <w:rFonts w:ascii="Times New Roman" w:hAnsi="Times New Roman" w:cs="Times New Roman"/>
+          <w:sz w:val="28"/>
+          <w:szCs w:val="28"/>
+          <w:lang w:val="en-US"/>
+        </w:rPr>
+        <w:t>double</w:t>
+      </w:r>
+      <w:r>
+        <w:rPr>
+          <w:rFonts w:ascii="Times New Roman" w:hAnsi="Times New Roman" w:cs="Times New Roman"/>
+          <w:sz w:val="28"/>
+          <w:szCs w:val="28"/>
+        </w:rPr>
+        <w:t>.</w:t>
+      </w:r>
+    </w:p>
+    <w:p>
+      <w:pPr>
+        <w:spacing w:line="360" w:lineRule="auto"/>
+        <w:jc w:val="both"/>
+        <w:rPr>
+          <w:rFonts w:ascii="Times New Roman" w:hAnsi="Times New Roman" w:cs="Times New Roman"/>
+          <w:sz w:val="28"/>
+          <w:szCs w:val="28"/>
+        </w:rPr>
+      </w:pPr>
+    </w:p>
+    <w:p>
+      <w:pPr>
+        <w:spacing w:line="360" w:lineRule="auto"/>
+        <w:ind w:firstLine="708"/>
+        <w:jc w:val="both"/>
+        <w:rPr>
+          <w:rFonts w:ascii="Times New Roman" w:hAnsi="Times New Roman" w:cs="Times New Roman"/>
+          <w:sz w:val="28"/>
+          <w:szCs w:val="28"/>
+        </w:rPr>
+      </w:pPr>
+      <w:r>
+        <w:rPr>
+          <w:rFonts w:ascii="Times New Roman" w:hAnsi="Times New Roman" w:cs="Times New Roman"/>
+          <w:sz w:val="28"/>
+          <w:szCs w:val="28"/>
+        </w:rPr>
         <w:drawing>
-          <wp:anchor distT="0" distB="0" distL="114300" distR="114300" simplePos="0" relativeHeight="251666432" behindDoc="0" locked="0" layoutInCell="1" allowOverlap="1" wp14:anchorId="5ACF13FE" wp14:editId="4467D787">
+          <wp:anchor distT="0" distB="0" distL="114300" distR="114300" simplePos="0" relativeHeight="251673600" behindDoc="0" locked="0" layoutInCell="1" allowOverlap="1" wp14:anchorId="23D76661" wp14:editId="4932AA7B">
             <wp:simplePos x="0" y="0"/>
             <wp:positionH relativeFrom="margin">
-              <wp:posOffset>7620</wp:posOffset>
+              <wp:align>left</wp:align>
             </wp:positionH>
             <wp:positionV relativeFrom="paragraph">
-              <wp:posOffset>0</wp:posOffset>
+              <wp:posOffset>498475</wp:posOffset>
             </wp:positionV>
-            <wp:extent cx="5940425" cy="1476375"/>
-            <wp:effectExtent l="0" t="0" r="3175" b="9525"/>
+            <wp:extent cx="5382376" cy="1886213"/>
+            <wp:effectExtent l="0" t="0" r="8890" b="0"/>
             <wp:wrapTopAndBottom/>
-            <wp:docPr id="1526487170" name="Рисунок 1"/>
+            <wp:docPr id="1256490417" name="Рисунок 1"/>
             <wp:cNvGraphicFramePr>
               <a:graphicFrameLocks xmlns:a="http://schemas.openxmlformats.org/drawingml/2006/main" noChangeAspect="1"/>
             </wp:cNvGraphicFramePr>
@@ -3319,7 +3333,7 @@
               <a:graphicData uri="http://schemas.openxmlformats.org/drawingml/2006/picture">
                 <pic:pic xmlns:pic="http://schemas.openxmlformats.org/drawingml/2006/picture">
                   <pic:nvPicPr>
-                    <pic:cNvPr id="1526487170" name=""/>
+                    <pic:cNvPr id="1256490417" name=""/>
                     <pic:cNvPicPr/>
                   </pic:nvPicPr>
                   <pic:blipFill>
@@ -3337,7 +3351,7 @@
                   <pic:spPr>
                     <a:xfrm>
                       <a:off x="0" y="0"/>
-                      <a:ext cx="5940425" cy="1476375"/>
+                      <a:ext cx="5382376" cy="1886213"/>
                     </a:xfrm>
                     <a:prstGeom prst="rect">
                       <a:avLst/>
@@ -3355,68 +3369,6 @@
           </wp:anchor>
         </w:drawing>
       </w:r>
-      <w:r>
-        <w:rPr>
-          <w:rFonts w:ascii="Times New Roman" w:hAnsi="Times New Roman" w:cs="Times New Roman"/>
-          <w:sz w:val="28"/>
-          <w:szCs w:val="28"/>
-        </w:rPr>
-        <w:t xml:space="preserve">При запуске задания 3 программа выводит на экран результаты подсчётов, чтобы сравнить ответы при типах </w:t>
-      </w:r>
-      <w:r>
-        <w:rPr>
-          <w:rFonts w:ascii="Times New Roman" w:hAnsi="Times New Roman" w:cs="Times New Roman"/>
-          <w:sz w:val="28"/>
-          <w:szCs w:val="28"/>
-          <w:lang w:val="en-US"/>
-        </w:rPr>
-        <w:t>float</w:t>
-      </w:r>
-      <w:r>
-        <w:rPr>
-          <w:rFonts w:ascii="Times New Roman" w:hAnsi="Times New Roman" w:cs="Times New Roman"/>
-          <w:sz w:val="28"/>
-          <w:szCs w:val="28"/>
-        </w:rPr>
-        <w:t xml:space="preserve"> </w:t>
-      </w:r>
-      <w:r>
-        <w:rPr>
-          <w:rFonts w:ascii="Times New Roman" w:hAnsi="Times New Roman" w:cs="Times New Roman"/>
-          <w:sz w:val="28"/>
-          <w:szCs w:val="28"/>
-        </w:rPr>
-        <w:t xml:space="preserve">и </w:t>
-      </w:r>
-      <w:r>
-        <w:rPr>
-          <w:rFonts w:ascii="Times New Roman" w:hAnsi="Times New Roman" w:cs="Times New Roman"/>
-          <w:sz w:val="28"/>
-          <w:szCs w:val="28"/>
-          <w:lang w:val="en-US"/>
-        </w:rPr>
-        <w:t>double</w:t>
-      </w:r>
-      <w:r>
-        <w:rPr>
-          <w:rFonts w:ascii="Times New Roman" w:hAnsi="Times New Roman" w:cs="Times New Roman"/>
-          <w:sz w:val="28"/>
-          <w:szCs w:val="28"/>
-        </w:rPr>
-        <w:t>.</w:t>
-      </w:r>
-    </w:p>
-    <w:p>
-      <w:pPr>
-        <w:spacing w:line="360" w:lineRule="auto"/>
-        <w:ind w:firstLine="708"/>
-        <w:jc w:val="both"/>
-        <w:rPr>
-          <w:rFonts w:ascii="Times New Roman" w:hAnsi="Times New Roman" w:cs="Times New Roman"/>
-          <w:sz w:val="28"/>
-          <w:szCs w:val="28"/>
-        </w:rPr>
-      </w:pPr>
       <w:r>
         <w:rPr>
           <w:rFonts w:ascii="Times New Roman" w:hAnsi="Times New Roman" w:cs="Times New Roman"/>
@@ -4528,6 +4480,7 @@
   <w:style w:type="character" w:default="1" w:styleId="a0">
     <w:name w:val="Default Paragraph Font"/>
     <w:uiPriority w:val="1"/>
+    <w:semiHidden/>
     <w:unhideWhenUsed/>
   </w:style>
   <w:style w:type="table" w:default="1" w:styleId="a1">
